--- a/Latest Order per Customer.docx
+++ b/Latest Order per Customer.docx
@@ -43,6 +43,8 @@
         </w:rPr>
         <w:t>Problem</w:t>
       </w:r>
+      <w:bookmarkStart w:id="0" w:name="_GoBack"/>
+      <w:bookmarkEnd w:id="0"/>
     </w:p>
     <w:p>
       <w:pPr>
@@ -142,6 +144,7 @@
           <w:rFonts w:ascii="Calibri" w:eastAsia="Times New Roman" w:hAnsi="Calibri" w:cs="Calibri"/>
           <w:b/>
           <w:bCs/>
+          <w:noProof/>
           <w:lang w:eastAsia="en-IN"/>
         </w:rPr>
       </w:pPr>
@@ -150,61 +153,33 @@
           <w:rFonts w:ascii="Calibri" w:eastAsia="Times New Roman" w:hAnsi="Calibri" w:cs="Calibri"/>
           <w:b/>
           <w:bCs/>
-          <w:lang w:eastAsia="en-IN"/>
-        </w:rPr>
-        <w:t xml:space="preserve">What is being </w:t>
-      </w:r>
-      <w:proofErr w:type="gramStart"/>
-      <w:r>
+          <w:noProof/>
+          <w:lang w:eastAsia="en-IN"/>
+        </w:rPr>
+        <w:t>What is being tested</w:t>
+      </w:r>
+    </w:p>
+    <w:p>
+      <w:pPr>
+        <w:spacing w:before="100" w:beforeAutospacing="1" w:after="100" w:afterAutospacing="1" w:line="240" w:lineRule="auto"/>
+        <w:outlineLvl w:val="2"/>
         <w:rPr>
           <w:rFonts w:ascii="Calibri" w:eastAsia="Times New Roman" w:hAnsi="Calibri" w:cs="Calibri"/>
           <w:b/>
           <w:bCs/>
-          <w:lang w:eastAsia="en-IN"/>
-        </w:rPr>
-        <w:t>tested</w:t>
-      </w:r>
-      <w:proofErr w:type="gramEnd"/>
-    </w:p>
-    <w:p>
-      <w:pPr>
-        <w:spacing w:before="100" w:beforeAutospacing="1" w:after="100" w:afterAutospacing="1" w:line="240" w:lineRule="auto"/>
-        <w:outlineLvl w:val="2"/>
+          <w:noProof/>
+          <w:lang w:eastAsia="en-IN"/>
+        </w:rPr>
+      </w:pPr>
+      <w:r>
         <w:rPr>
           <w:rFonts w:ascii="Calibri" w:eastAsia="Times New Roman" w:hAnsi="Calibri" w:cs="Calibri"/>
           <w:b/>
           <w:bCs/>
-          <w:lang w:eastAsia="en-IN"/>
-        </w:rPr>
-      </w:pPr>
-      <w:r>
-        <w:rPr>
-          <w:rFonts w:ascii="Calibri" w:eastAsia="Times New Roman" w:hAnsi="Calibri" w:cs="Calibri"/>
-          <w:b/>
-          <w:bCs/>
-          <w:lang w:eastAsia="en-IN"/>
-        </w:rPr>
-        <w:t xml:space="preserve">1 Window Functions </w:t>
-      </w:r>
-      <w:proofErr w:type="spellStart"/>
-      <w:r>
-        <w:rPr>
-          <w:rFonts w:ascii="Calibri" w:eastAsia="Times New Roman" w:hAnsi="Calibri" w:cs="Calibri"/>
-          <w:b/>
-          <w:bCs/>
-          <w:lang w:eastAsia="en-IN"/>
-        </w:rPr>
-        <w:t>vs</w:t>
-      </w:r>
-      <w:proofErr w:type="spellEnd"/>
-      <w:r>
-        <w:rPr>
-          <w:rFonts w:ascii="Calibri" w:eastAsia="Times New Roman" w:hAnsi="Calibri" w:cs="Calibri"/>
-          <w:b/>
-          <w:bCs/>
-          <w:lang w:eastAsia="en-IN"/>
-        </w:rPr>
-        <w:t xml:space="preserve"> GROUP BY</w:t>
+          <w:noProof/>
+          <w:lang w:eastAsia="en-IN"/>
+        </w:rPr>
+        <w:t>1 Window Functions vs GROUP BY</w:t>
       </w:r>
     </w:p>
     <w:p>
@@ -1529,8 +1504,6 @@
         </w:rPr>
         <w:t xml:space="preserve">            ORDER BY order_date DESC</w:t>
       </w:r>
-      <w:bookmarkStart w:id="0" w:name="_GoBack"/>
-      <w:bookmarkEnd w:id="0"/>
     </w:p>
     <w:p>
       <w:pPr>
@@ -1734,6 +1707,7 @@
           <w:rFonts w:ascii="Calibri" w:eastAsia="Times New Roman" w:hAnsi="Calibri" w:cs="Calibri"/>
           <w:b/>
           <w:bCs/>
+          <w:noProof/>
           <w:lang w:eastAsia="en-IN"/>
         </w:rPr>
       </w:pPr>
@@ -1742,29 +1716,10 @@
           <w:rFonts w:ascii="Calibri" w:eastAsia="Times New Roman" w:hAnsi="Calibri" w:cs="Calibri"/>
           <w:b/>
           <w:bCs/>
-          <w:lang w:eastAsia="en-IN"/>
-        </w:rPr>
-        <w:t xml:space="preserve">Method 3: </w:t>
-      </w:r>
-      <w:proofErr w:type="spellStart"/>
-      <w:r>
-        <w:rPr>
-          <w:rFonts w:ascii="Calibri" w:eastAsia="Times New Roman" w:hAnsi="Calibri" w:cs="Calibri"/>
-          <w:b/>
-          <w:bCs/>
-          <w:lang w:eastAsia="en-IN"/>
-        </w:rPr>
-        <w:t>PostgreSQL</w:t>
-      </w:r>
-      <w:proofErr w:type="spellEnd"/>
-      <w:r>
-        <w:rPr>
-          <w:rFonts w:ascii="Calibri" w:eastAsia="Times New Roman" w:hAnsi="Calibri" w:cs="Calibri"/>
-          <w:b/>
-          <w:bCs/>
-          <w:lang w:eastAsia="en-IN"/>
-        </w:rPr>
-        <w:t xml:space="preserve"> shortcut (DISTINCT ON)</w:t>
+          <w:noProof/>
+          <w:lang w:eastAsia="en-IN"/>
+        </w:rPr>
+        <w:t>Method 3: PostgreSQL shortcut (DISTINCT ON)</w:t>
       </w:r>
     </w:p>
     <w:p>
@@ -1790,31 +1745,17 @@
         <w:spacing w:after="0" w:line="240" w:lineRule="auto"/>
         <w:rPr>
           <w:rFonts w:ascii="Calibri" w:eastAsia="Times New Roman" w:hAnsi="Calibri" w:cs="Calibri"/>
-          <w:lang w:eastAsia="en-IN"/>
-        </w:rPr>
-      </w:pPr>
-      <w:r>
-        <w:rPr>
-          <w:rFonts w:ascii="Calibri" w:eastAsia="Times New Roman" w:hAnsi="Calibri" w:cs="Calibri"/>
-          <w:lang w:eastAsia="en-IN"/>
-        </w:rPr>
-        <w:t>SELECT DISTINCT ON (</w:t>
-      </w:r>
-      <w:proofErr w:type="spellStart"/>
-      <w:r>
-        <w:rPr>
-          <w:rFonts w:ascii="Calibri" w:eastAsia="Times New Roman" w:hAnsi="Calibri" w:cs="Calibri"/>
-          <w:lang w:eastAsia="en-IN"/>
-        </w:rPr>
-        <w:t>customer_id</w:t>
-      </w:r>
-      <w:proofErr w:type="spellEnd"/>
-      <w:r>
-        <w:rPr>
-          <w:rFonts w:ascii="Calibri" w:eastAsia="Times New Roman" w:hAnsi="Calibri" w:cs="Calibri"/>
-          <w:lang w:eastAsia="en-IN"/>
-        </w:rPr>
-        <w:t>) *</w:t>
+          <w:noProof/>
+          <w:lang w:eastAsia="en-IN"/>
+        </w:rPr>
+      </w:pPr>
+      <w:r>
+        <w:rPr>
+          <w:rFonts w:ascii="Calibri" w:eastAsia="Times New Roman" w:hAnsi="Calibri" w:cs="Calibri"/>
+          <w:noProof/>
+          <w:lang w:eastAsia="en-IN"/>
+        </w:rPr>
+        <w:t>SELECT DISTINCT ON (customer_id) *</w:t>
       </w:r>
     </w:p>
     <w:p>
@@ -1840,12 +1781,14 @@
         <w:spacing w:after="0" w:line="240" w:lineRule="auto"/>
         <w:rPr>
           <w:rFonts w:ascii="Calibri" w:eastAsia="Times New Roman" w:hAnsi="Calibri" w:cs="Calibri"/>
-          <w:lang w:eastAsia="en-IN"/>
-        </w:rPr>
-      </w:pPr>
-      <w:r>
-        <w:rPr>
-          <w:rFonts w:ascii="Calibri" w:eastAsia="Times New Roman" w:hAnsi="Calibri" w:cs="Calibri"/>
+          <w:noProof/>
+          <w:lang w:eastAsia="en-IN"/>
+        </w:rPr>
+      </w:pPr>
+      <w:r>
+        <w:rPr>
+          <w:rFonts w:ascii="Calibri" w:eastAsia="Times New Roman" w:hAnsi="Calibri" w:cs="Calibri"/>
+          <w:noProof/>
           <w:lang w:eastAsia="en-IN"/>
         </w:rPr>
         <w:t>FROM orders</w:t>
@@ -1874,47 +1817,17 @@
         <w:spacing w:after="0" w:line="240" w:lineRule="auto"/>
         <w:rPr>
           <w:rFonts w:ascii="Calibri" w:eastAsia="Times New Roman" w:hAnsi="Calibri" w:cs="Calibri"/>
-          <w:lang w:eastAsia="en-IN"/>
-        </w:rPr>
-      </w:pPr>
-      <w:r>
-        <w:rPr>
-          <w:rFonts w:ascii="Calibri" w:eastAsia="Times New Roman" w:hAnsi="Calibri" w:cs="Calibri"/>
-          <w:lang w:eastAsia="en-IN"/>
-        </w:rPr>
-        <w:t xml:space="preserve">ORDER BY </w:t>
-      </w:r>
-      <w:proofErr w:type="spellStart"/>
-      <w:r>
-        <w:rPr>
-          <w:rFonts w:ascii="Calibri" w:eastAsia="Times New Roman" w:hAnsi="Calibri" w:cs="Calibri"/>
-          <w:lang w:eastAsia="en-IN"/>
-        </w:rPr>
-        <w:t>customer_id</w:t>
-      </w:r>
-      <w:proofErr w:type="spellEnd"/>
-      <w:r>
-        <w:rPr>
-          <w:rFonts w:ascii="Calibri" w:eastAsia="Times New Roman" w:hAnsi="Calibri" w:cs="Calibri"/>
-          <w:lang w:eastAsia="en-IN"/>
-        </w:rPr>
-        <w:t xml:space="preserve">, </w:t>
-      </w:r>
-      <w:proofErr w:type="spellStart"/>
-      <w:r>
-        <w:rPr>
-          <w:rFonts w:ascii="Calibri" w:eastAsia="Times New Roman" w:hAnsi="Calibri" w:cs="Calibri"/>
-          <w:lang w:eastAsia="en-IN"/>
-        </w:rPr>
-        <w:t>order_date</w:t>
-      </w:r>
-      <w:proofErr w:type="spellEnd"/>
-      <w:r>
-        <w:rPr>
-          <w:rFonts w:ascii="Calibri" w:eastAsia="Times New Roman" w:hAnsi="Calibri" w:cs="Calibri"/>
-          <w:lang w:eastAsia="en-IN"/>
-        </w:rPr>
-        <w:t xml:space="preserve"> DESC;</w:t>
+          <w:noProof/>
+          <w:lang w:eastAsia="en-IN"/>
+        </w:rPr>
+      </w:pPr>
+      <w:r>
+        <w:rPr>
+          <w:rFonts w:ascii="Calibri" w:eastAsia="Times New Roman" w:hAnsi="Calibri" w:cs="Calibri"/>
+          <w:noProof/>
+          <w:lang w:eastAsia="en-IN"/>
+        </w:rPr>
+        <w:t>ORDER BY customer_id, order_date DESC;</w:t>
       </w:r>
     </w:p>
     <w:p>
@@ -1922,31 +1835,17 @@
         <w:spacing w:before="100" w:beforeAutospacing="1" w:after="100" w:afterAutospacing="1" w:line="240" w:lineRule="auto"/>
         <w:rPr>
           <w:rFonts w:ascii="Calibri" w:eastAsia="Times New Roman" w:hAnsi="Calibri" w:cs="Calibri"/>
-          <w:lang w:eastAsia="en-IN"/>
-        </w:rPr>
-      </w:pPr>
-      <w:r>
-        <w:rPr>
-          <w:rFonts w:ascii="Calibri" w:eastAsia="Times New Roman" w:hAnsi="Calibri" w:cs="Calibri"/>
-          <w:lang w:eastAsia="en-IN"/>
-        </w:rPr>
-        <w:t>⚠ Database-specific (</w:t>
-      </w:r>
-      <w:proofErr w:type="spellStart"/>
-      <w:r>
-        <w:rPr>
-          <w:rFonts w:ascii="Calibri" w:eastAsia="Times New Roman" w:hAnsi="Calibri" w:cs="Calibri"/>
-          <w:lang w:eastAsia="en-IN"/>
-        </w:rPr>
-        <w:t>PostgreSQL</w:t>
-      </w:r>
-      <w:proofErr w:type="spellEnd"/>
-      <w:r>
-        <w:rPr>
-          <w:rFonts w:ascii="Calibri" w:eastAsia="Times New Roman" w:hAnsi="Calibri" w:cs="Calibri"/>
-          <w:lang w:eastAsia="en-IN"/>
-        </w:rPr>
-        <w:t xml:space="preserve"> only)</w:t>
+          <w:noProof/>
+          <w:lang w:eastAsia="en-IN"/>
+        </w:rPr>
+      </w:pPr>
+      <w:r>
+        <w:rPr>
+          <w:rFonts w:ascii="Calibri" w:eastAsia="Times New Roman" w:hAnsi="Calibri" w:cs="Calibri"/>
+          <w:noProof/>
+          <w:lang w:eastAsia="en-IN"/>
+        </w:rPr>
+        <w:t>Database-specific (PostgreSQL only)</w:t>
       </w:r>
     </w:p>
     <w:p>
@@ -1996,13 +1895,6 @@
           <w:lang w:eastAsia="en-IN"/>
         </w:rPr>
       </w:pPr>
-      <w:r>
-        <w:rPr>
-          <w:rFonts w:ascii="Calibri" w:eastAsia="Times New Roman" w:hAnsi="Calibri" w:cs="Calibri"/>
-          <w:lang w:eastAsia="en-IN"/>
-        </w:rPr>
-        <w:t xml:space="preserve">❌ </w:t>
-      </w:r>
       <w:r>
         <w:rPr>
           <w:rFonts w:ascii="Calibri" w:eastAsia="Times New Roman" w:hAnsi="Calibri" w:cs="Calibri"/>
@@ -2036,56 +1928,17 @@
         <w:spacing w:after="0" w:line="240" w:lineRule="auto"/>
         <w:rPr>
           <w:rFonts w:ascii="Calibri" w:eastAsia="Times New Roman" w:hAnsi="Calibri" w:cs="Calibri"/>
-          <w:lang w:eastAsia="en-IN"/>
-        </w:rPr>
-      </w:pPr>
-      <w:r>
-        <w:rPr>
-          <w:rFonts w:ascii="Calibri" w:eastAsia="Times New Roman" w:hAnsi="Calibri" w:cs="Calibri"/>
-          <w:lang w:eastAsia="en-IN"/>
-        </w:rPr>
-        <w:t xml:space="preserve">SELECT </w:t>
-      </w:r>
-      <w:proofErr w:type="spellStart"/>
-      <w:r>
-        <w:rPr>
-          <w:rFonts w:ascii="Calibri" w:eastAsia="Times New Roman" w:hAnsi="Calibri" w:cs="Calibri"/>
-          <w:lang w:eastAsia="en-IN"/>
-        </w:rPr>
-        <w:t>customer_id</w:t>
-      </w:r>
-      <w:proofErr w:type="spellEnd"/>
-      <w:r>
-        <w:rPr>
-          <w:rFonts w:ascii="Calibri" w:eastAsia="Times New Roman" w:hAnsi="Calibri" w:cs="Calibri"/>
-          <w:lang w:eastAsia="en-IN"/>
-        </w:rPr>
-        <w:t xml:space="preserve">, </w:t>
-      </w:r>
-      <w:proofErr w:type="gramStart"/>
-      <w:r>
-        <w:rPr>
-          <w:rFonts w:ascii="Calibri" w:eastAsia="Times New Roman" w:hAnsi="Calibri" w:cs="Calibri"/>
-          <w:lang w:eastAsia="en-IN"/>
-        </w:rPr>
-        <w:t>MAX(</w:t>
-      </w:r>
-      <w:proofErr w:type="spellStart"/>
-      <w:proofErr w:type="gramEnd"/>
-      <w:r>
-        <w:rPr>
-          <w:rFonts w:ascii="Calibri" w:eastAsia="Times New Roman" w:hAnsi="Calibri" w:cs="Calibri"/>
-          <w:lang w:eastAsia="en-IN"/>
-        </w:rPr>
-        <w:t>order_date</w:t>
-      </w:r>
-      <w:proofErr w:type="spellEnd"/>
-      <w:r>
-        <w:rPr>
-          <w:rFonts w:ascii="Calibri" w:eastAsia="Times New Roman" w:hAnsi="Calibri" w:cs="Calibri"/>
-          <w:lang w:eastAsia="en-IN"/>
-        </w:rPr>
-        <w:t>)</w:t>
+          <w:noProof/>
+          <w:lang w:eastAsia="en-IN"/>
+        </w:rPr>
+      </w:pPr>
+      <w:r>
+        <w:rPr>
+          <w:rFonts w:ascii="Calibri" w:eastAsia="Times New Roman" w:hAnsi="Calibri" w:cs="Calibri"/>
+          <w:noProof/>
+          <w:lang w:eastAsia="en-IN"/>
+        </w:rPr>
+        <w:t>SELECT customer_id, MAX(order_date)</w:t>
       </w:r>
     </w:p>
     <w:p>
@@ -2111,12 +1964,14 @@
         <w:spacing w:after="0" w:line="240" w:lineRule="auto"/>
         <w:rPr>
           <w:rFonts w:ascii="Calibri" w:eastAsia="Times New Roman" w:hAnsi="Calibri" w:cs="Calibri"/>
-          <w:lang w:eastAsia="en-IN"/>
-        </w:rPr>
-      </w:pPr>
-      <w:r>
-        <w:rPr>
-          <w:rFonts w:ascii="Calibri" w:eastAsia="Times New Roman" w:hAnsi="Calibri" w:cs="Calibri"/>
+          <w:noProof/>
+          <w:lang w:eastAsia="en-IN"/>
+        </w:rPr>
+      </w:pPr>
+      <w:r>
+        <w:rPr>
+          <w:rFonts w:ascii="Calibri" w:eastAsia="Times New Roman" w:hAnsi="Calibri" w:cs="Calibri"/>
+          <w:noProof/>
           <w:lang w:eastAsia="en-IN"/>
         </w:rPr>
         <w:lastRenderedPageBreak/>
@@ -2146,31 +2001,17 @@
         <w:spacing w:after="0" w:line="240" w:lineRule="auto"/>
         <w:rPr>
           <w:rFonts w:ascii="Calibri" w:eastAsia="Times New Roman" w:hAnsi="Calibri" w:cs="Calibri"/>
-          <w:lang w:eastAsia="en-IN"/>
-        </w:rPr>
-      </w:pPr>
-      <w:r>
-        <w:rPr>
-          <w:rFonts w:ascii="Calibri" w:eastAsia="Times New Roman" w:hAnsi="Calibri" w:cs="Calibri"/>
-          <w:lang w:eastAsia="en-IN"/>
-        </w:rPr>
-        <w:t xml:space="preserve">GROUP BY </w:t>
-      </w:r>
-      <w:proofErr w:type="spellStart"/>
-      <w:r>
-        <w:rPr>
-          <w:rFonts w:ascii="Calibri" w:eastAsia="Times New Roman" w:hAnsi="Calibri" w:cs="Calibri"/>
-          <w:lang w:eastAsia="en-IN"/>
-        </w:rPr>
-        <w:t>customer_id</w:t>
-      </w:r>
-      <w:proofErr w:type="spellEnd"/>
-      <w:r>
-        <w:rPr>
-          <w:rFonts w:ascii="Calibri" w:eastAsia="Times New Roman" w:hAnsi="Calibri" w:cs="Calibri"/>
-          <w:lang w:eastAsia="en-IN"/>
-        </w:rPr>
-        <w:t>;</w:t>
+          <w:noProof/>
+          <w:lang w:eastAsia="en-IN"/>
+        </w:rPr>
+      </w:pPr>
+      <w:r>
+        <w:rPr>
+          <w:rFonts w:ascii="Calibri" w:eastAsia="Times New Roman" w:hAnsi="Calibri" w:cs="Calibri"/>
+          <w:noProof/>
+          <w:lang w:eastAsia="en-IN"/>
+        </w:rPr>
+        <w:t>GROUP BY customer_id;</w:t>
       </w:r>
     </w:p>
     <w:p>
